--- a/CV April 2026 - Phillips, Jarrett .docx
+++ b/CV April 2026 - Phillips, Jarrett .docx
@@ -13771,6 +13771,14 @@
       <w:pPr>
         <w:rPr>
           <w:rFonts w:ascii="Calibri" w:hAnsi="Calibri" w:cs="Calibri"/>
+          <w:b/>
+          <w:sz w:val="22"/>
+          <w:szCs w:val="22"/>
+        </w:rPr>
+      </w:pPr>
+      <w:r>
+        <w:rPr>
+          <w:rFonts w:ascii="Calibri" w:hAnsi="Calibri" w:cs="Calibri"/>
           <w:bCs/>
           <w:i/>
           <w:iCs/>
@@ -13778,7 +13786,8 @@
           <w:szCs w:val="22"/>
           <w:u w:val="single"/>
         </w:rPr>
-      </w:pPr>
+        <w:t>Submitted</w:t>
+      </w:r>
       <w:r>
         <w:rPr>
           <w:rFonts w:ascii="Calibri" w:hAnsi="Calibri" w:cs="Calibri"/>
@@ -13789,126 +13798,118 @@
           <w:szCs w:val="22"/>
           <w:u w:val="single"/>
         </w:rPr>
-        <w:t xml:space="preserve">To be </w:t>
-      </w:r>
-      <w:r>
-        <w:rPr>
-          <w:rFonts w:ascii="Calibri" w:hAnsi="Calibri" w:cs="Calibri"/>
-          <w:bCs/>
-          <w:i/>
-          <w:iCs/>
-          <w:sz w:val="22"/>
-          <w:szCs w:val="22"/>
-          <w:u w:val="single"/>
-        </w:rPr>
-        <w:t>S</w:t>
-      </w:r>
-      <w:r>
-        <w:rPr>
-          <w:rFonts w:ascii="Calibri" w:hAnsi="Calibri" w:cs="Calibri"/>
-          <w:bCs/>
-          <w:i/>
-          <w:iCs/>
-          <w:sz w:val="22"/>
-          <w:szCs w:val="22"/>
-          <w:u w:val="single"/>
-        </w:rPr>
-        <w:t>ubmitted</w:t>
-      </w:r>
-    </w:p>
-    <w:p>
-      <w:pPr>
-        <w:rPr>
-          <w:rFonts w:ascii="Calibri" w:hAnsi="Calibri" w:cs="Calibri"/>
-          <w:bCs/>
-          <w:i/>
-          <w:iCs/>
-          <w:sz w:val="22"/>
-          <w:szCs w:val="22"/>
-          <w:u w:val="single"/>
-        </w:rPr>
-      </w:pPr>
-    </w:p>
-    <w:p>
-      <w:pPr>
-        <w:rPr>
-          <w:rFonts w:ascii="Calibri" w:hAnsi="Calibri" w:cs="Calibri"/>
-          <w:bCs/>
-          <w:sz w:val="22"/>
-          <w:szCs w:val="22"/>
-        </w:rPr>
-      </w:pPr>
-      <w:r>
-        <w:rPr>
-          <w:rFonts w:ascii="Calibri" w:hAnsi="Calibri" w:cs="Calibri"/>
-          <w:b/>
-          <w:sz w:val="22"/>
-          <w:szCs w:val="22"/>
-        </w:rPr>
-        <w:t xml:space="preserve">Advancing Research Impact Fund: “Quick </w:t>
-      </w:r>
-      <w:r>
-        <w:rPr>
-          <w:rFonts w:ascii="Calibri" w:hAnsi="Calibri" w:cs="Calibri"/>
-          <w:b/>
-          <w:sz w:val="22"/>
-          <w:szCs w:val="22"/>
-        </w:rPr>
-        <w:t>Wins”</w:t>
-      </w:r>
-      <w:r>
-        <w:rPr>
-          <w:rFonts w:ascii="Calibri" w:hAnsi="Calibri" w:cs="Calibri"/>
-          <w:b/>
-          <w:sz w:val="22"/>
-          <w:szCs w:val="22"/>
-        </w:rPr>
-        <w:t xml:space="preserve"> Knowledge Mobilization Fund</w:t>
-      </w:r>
-      <w:r>
-        <w:rPr>
-          <w:rFonts w:ascii="Calibri" w:hAnsi="Calibri" w:cs="Calibri"/>
-          <w:b/>
-          <w:sz w:val="22"/>
-          <w:szCs w:val="22"/>
-        </w:rPr>
-        <w:tab/>
-      </w:r>
-      <w:r>
-        <w:rPr>
-          <w:rFonts w:ascii="Calibri" w:hAnsi="Calibri" w:cs="Calibri"/>
-          <w:b/>
-          <w:sz w:val="22"/>
-          <w:szCs w:val="22"/>
-        </w:rPr>
-        <w:tab/>
-      </w:r>
-      <w:r>
-        <w:rPr>
-          <w:rFonts w:ascii="Calibri" w:hAnsi="Calibri" w:cs="Calibri"/>
-          <w:b/>
-          <w:sz w:val="22"/>
-          <w:szCs w:val="22"/>
-        </w:rPr>
-        <w:tab/>
-      </w:r>
-      <w:r>
-        <w:rPr>
-          <w:rFonts w:ascii="Calibri" w:hAnsi="Calibri" w:cs="Calibri"/>
-          <w:b/>
-          <w:sz w:val="22"/>
-          <w:szCs w:val="22"/>
-        </w:rPr>
-        <w:t xml:space="preserve">     </w:t>
-      </w:r>
-      <w:r>
-        <w:rPr>
-          <w:rFonts w:ascii="Calibri" w:hAnsi="Calibri" w:cs="Calibri"/>
-          <w:bCs/>
-          <w:sz w:val="22"/>
-          <w:szCs w:val="22"/>
-        </w:rPr>
-        <w:t>2025</w:t>
+        <w:t>/Under Review</w:t>
+      </w:r>
+    </w:p>
+    <w:p>
+      <w:pPr>
+        <w:rPr>
+          <w:rFonts w:ascii="Calibri" w:hAnsi="Calibri" w:cs="Calibri"/>
+          <w:b/>
+          <w:sz w:val="22"/>
+          <w:szCs w:val="22"/>
+        </w:rPr>
+      </w:pPr>
+    </w:p>
+    <w:p>
+      <w:pPr>
+        <w:rPr>
+          <w:rFonts w:ascii="Calibri" w:hAnsi="Calibri" w:cs="Calibri"/>
+          <w:bCs/>
+          <w:sz w:val="22"/>
+          <w:szCs w:val="22"/>
+        </w:rPr>
+      </w:pPr>
+      <w:r>
+        <w:rPr>
+          <w:rFonts w:ascii="Calibri" w:hAnsi="Calibri" w:cs="Calibri"/>
+          <w:b/>
+          <w:sz w:val="22"/>
+          <w:szCs w:val="22"/>
+        </w:rPr>
+        <w:t>NSERC Alliance Society Grant</w:t>
+      </w:r>
+      <w:r>
+        <w:rPr>
+          <w:rFonts w:ascii="Calibri" w:hAnsi="Calibri" w:cs="Calibri"/>
+          <w:bCs/>
+          <w:sz w:val="22"/>
+          <w:szCs w:val="22"/>
+        </w:rPr>
+        <w:tab/>
+      </w:r>
+      <w:r>
+        <w:rPr>
+          <w:rFonts w:ascii="Calibri" w:hAnsi="Calibri" w:cs="Calibri"/>
+          <w:bCs/>
+          <w:sz w:val="22"/>
+          <w:szCs w:val="22"/>
+        </w:rPr>
+        <w:tab/>
+      </w:r>
+      <w:r>
+        <w:rPr>
+          <w:rFonts w:ascii="Calibri" w:hAnsi="Calibri" w:cs="Calibri"/>
+          <w:bCs/>
+          <w:sz w:val="22"/>
+          <w:szCs w:val="22"/>
+        </w:rPr>
+        <w:tab/>
+      </w:r>
+      <w:r>
+        <w:rPr>
+          <w:rFonts w:ascii="Calibri" w:hAnsi="Calibri" w:cs="Calibri"/>
+          <w:bCs/>
+          <w:sz w:val="22"/>
+          <w:szCs w:val="22"/>
+        </w:rPr>
+        <w:tab/>
+      </w:r>
+      <w:r>
+        <w:rPr>
+          <w:rFonts w:ascii="Calibri" w:hAnsi="Calibri" w:cs="Calibri"/>
+          <w:bCs/>
+          <w:sz w:val="22"/>
+          <w:szCs w:val="22"/>
+        </w:rPr>
+        <w:tab/>
+      </w:r>
+      <w:r>
+        <w:rPr>
+          <w:rFonts w:ascii="Calibri" w:hAnsi="Calibri" w:cs="Calibri"/>
+          <w:bCs/>
+          <w:sz w:val="22"/>
+          <w:szCs w:val="22"/>
+        </w:rPr>
+        <w:tab/>
+      </w:r>
+      <w:r>
+        <w:rPr>
+          <w:rFonts w:ascii="Calibri" w:hAnsi="Calibri" w:cs="Calibri"/>
+          <w:bCs/>
+          <w:sz w:val="22"/>
+          <w:szCs w:val="22"/>
+        </w:rPr>
+        <w:tab/>
+      </w:r>
+      <w:r>
+        <w:rPr>
+          <w:rFonts w:ascii="Calibri" w:hAnsi="Calibri" w:cs="Calibri"/>
+          <w:bCs/>
+          <w:sz w:val="22"/>
+          <w:szCs w:val="22"/>
+        </w:rPr>
+        <w:tab/>
+      </w:r>
+      <w:r>
+        <w:rPr>
+          <w:rFonts w:ascii="Calibri" w:hAnsi="Calibri" w:cs="Calibri"/>
+          <w:bCs/>
+          <w:sz w:val="22"/>
+          <w:szCs w:val="22"/>
+        </w:rPr>
+        <w:tab/>
+        <w:t xml:space="preserve">     2025</w:t>
       </w:r>
     </w:p>
     <w:p>
@@ -13982,33 +13983,6 @@
           <w:szCs w:val="22"/>
         </w:rPr>
         <w:tab/>
-      </w:r>
-      <w:r>
-        <w:rPr>
-          <w:rFonts w:ascii="Calibri" w:hAnsi="Calibri" w:cs="Calibri"/>
-          <w:bCs/>
-          <w:sz w:val="22"/>
-          <w:szCs w:val="22"/>
-        </w:rPr>
-        <w:tab/>
-      </w:r>
-      <w:r>
-        <w:rPr>
-          <w:rFonts w:ascii="Calibri" w:hAnsi="Calibri" w:cs="Calibri"/>
-          <w:bCs/>
-          <w:sz w:val="22"/>
-          <w:szCs w:val="22"/>
-        </w:rPr>
-        <w:tab/>
-      </w:r>
-      <w:r>
-        <w:rPr>
-          <w:rFonts w:ascii="Calibri" w:hAnsi="Calibri" w:cs="Calibri"/>
-          <w:bCs/>
-          <w:sz w:val="22"/>
-          <w:szCs w:val="22"/>
-        </w:rPr>
-        <w:tab/>
         <w:t xml:space="preserve">      </w:t>
       </w:r>
       <w:r>
@@ -14018,16 +13992,56 @@
           <w:sz w:val="22"/>
           <w:szCs w:val="22"/>
         </w:rPr>
-        <w:t>$20000</w:t>
-      </w:r>
-      <w:r>
-        <w:rPr>
-          <w:rFonts w:ascii="Calibri" w:hAnsi="Calibri" w:cs="Calibri"/>
-          <w:bCs/>
-          <w:sz w:val="22"/>
-          <w:szCs w:val="22"/>
-        </w:rPr>
-        <w:t xml:space="preserve"> CAD</w:t>
+        <w:tab/>
+      </w:r>
+      <w:proofErr w:type="gramStart"/>
+      <w:r>
+        <w:rPr>
+          <w:rFonts w:ascii="Calibri" w:hAnsi="Calibri" w:cs="Calibri"/>
+          <w:bCs/>
+          <w:sz w:val="22"/>
+          <w:szCs w:val="22"/>
+        </w:rPr>
+        <w:tab/>
+        <w:t xml:space="preserve">  </w:t>
+      </w:r>
+      <w:r>
+        <w:rPr>
+          <w:rFonts w:ascii="Calibri" w:hAnsi="Calibri" w:cs="Calibri"/>
+          <w:bCs/>
+          <w:sz w:val="22"/>
+          <w:szCs w:val="22"/>
+        </w:rPr>
+        <w:tab/>
+      </w:r>
+      <w:proofErr w:type="gramEnd"/>
+      <w:r>
+        <w:rPr>
+          <w:rFonts w:ascii="Calibri" w:hAnsi="Calibri" w:cs="Calibri"/>
+          <w:bCs/>
+          <w:sz w:val="22"/>
+          <w:szCs w:val="22"/>
+        </w:rPr>
+        <w:t xml:space="preserve">  $5 million CAD </w:t>
+      </w:r>
+    </w:p>
+    <w:p>
+      <w:pPr>
+        <w:rPr>
+          <w:rFonts w:ascii="Calibri" w:hAnsi="Calibri" w:cs="Calibri"/>
+          <w:bCs/>
+          <w:sz w:val="22"/>
+          <w:szCs w:val="22"/>
+        </w:rPr>
+      </w:pPr>
+      <w:r>
+        <w:rPr>
+          <w:rFonts w:ascii="Calibri" w:hAnsi="Calibri" w:cs="Calibri"/>
+          <w:bCs/>
+          <w:sz w:val="22"/>
+          <w:szCs w:val="22"/>
+        </w:rPr>
+        <w:t>AI-Driven Biodiversity Restoration: Scalable Solutions for Ecosystem Monitoring and Conservation</w:t>
       </w:r>
     </w:p>
     <w:p>
@@ -14051,181 +14065,207 @@
           <w:sz w:val="22"/>
           <w:szCs w:val="22"/>
         </w:rPr>
-        <w:t xml:space="preserve">Knowledge mobilization of the GBADs Dynamic Population Model (DPM) in the Cloud </w:t>
-      </w:r>
-      <w:r>
-        <w:rPr>
-          <w:rFonts w:ascii="Calibri" w:hAnsi="Calibri" w:cs="Calibri"/>
-          <w:bCs/>
-          <w:sz w:val="22"/>
-          <w:szCs w:val="22"/>
-        </w:rPr>
-        <w:t>as</w:t>
-      </w:r>
-      <w:r>
-        <w:rPr>
-          <w:rFonts w:ascii="Calibri" w:hAnsi="Calibri" w:cs="Calibri"/>
-          <w:bCs/>
-          <w:sz w:val="22"/>
-          <w:szCs w:val="22"/>
-        </w:rPr>
-        <w:t xml:space="preserve"> “Build Your Own” dashboards to visualize and summarize model output</w:t>
-      </w:r>
-      <w:r>
-        <w:rPr>
-          <w:rFonts w:ascii="Calibri" w:hAnsi="Calibri" w:cs="Calibri"/>
-          <w:bCs/>
-          <w:sz w:val="22"/>
-          <w:szCs w:val="22"/>
-        </w:rPr>
-        <w:t xml:space="preserve"> for end users</w:t>
-      </w:r>
-      <w:r>
-        <w:rPr>
-          <w:rFonts w:ascii="Calibri" w:hAnsi="Calibri" w:cs="Calibri"/>
-          <w:bCs/>
-          <w:sz w:val="22"/>
-          <w:szCs w:val="22"/>
-        </w:rPr>
-        <w:t xml:space="preserve"> in the form of tutorial and webinars</w:t>
-      </w:r>
-      <w:r>
-        <w:rPr>
-          <w:rFonts w:ascii="Calibri" w:hAnsi="Calibri" w:cs="Calibri"/>
-          <w:bCs/>
-          <w:sz w:val="22"/>
-          <w:szCs w:val="22"/>
-        </w:rPr>
-        <w:t>.</w:t>
-      </w:r>
-    </w:p>
-    <w:p>
-      <w:pPr>
-        <w:rPr>
-          <w:rFonts w:ascii="Calibri" w:hAnsi="Calibri" w:cs="Calibri"/>
-          <w:bCs/>
-          <w:sz w:val="22"/>
-          <w:szCs w:val="22"/>
-        </w:rPr>
-      </w:pPr>
-      <w:r>
-        <w:rPr>
-          <w:rFonts w:ascii="Calibri" w:hAnsi="Calibri" w:cs="Calibri"/>
-          <w:b/>
-          <w:sz w:val="22"/>
-          <w:szCs w:val="22"/>
-        </w:rPr>
-        <w:t>NSERC Alliance Society Grant</w:t>
-      </w:r>
-      <w:r>
-        <w:rPr>
-          <w:rFonts w:ascii="Calibri" w:hAnsi="Calibri" w:cs="Calibri"/>
-          <w:bCs/>
-          <w:sz w:val="22"/>
-          <w:szCs w:val="22"/>
-        </w:rPr>
-        <w:tab/>
-      </w:r>
-      <w:r>
-        <w:rPr>
-          <w:rFonts w:ascii="Calibri" w:hAnsi="Calibri" w:cs="Calibri"/>
-          <w:bCs/>
-          <w:sz w:val="22"/>
-          <w:szCs w:val="22"/>
-        </w:rPr>
-        <w:tab/>
-      </w:r>
-      <w:r>
-        <w:rPr>
-          <w:rFonts w:ascii="Calibri" w:hAnsi="Calibri" w:cs="Calibri"/>
-          <w:bCs/>
-          <w:sz w:val="22"/>
-          <w:szCs w:val="22"/>
-        </w:rPr>
-        <w:tab/>
-      </w:r>
-      <w:r>
-        <w:rPr>
-          <w:rFonts w:ascii="Calibri" w:hAnsi="Calibri" w:cs="Calibri"/>
-          <w:bCs/>
-          <w:sz w:val="22"/>
-          <w:szCs w:val="22"/>
-        </w:rPr>
-        <w:tab/>
-      </w:r>
-      <w:r>
-        <w:rPr>
-          <w:rFonts w:ascii="Calibri" w:hAnsi="Calibri" w:cs="Calibri"/>
-          <w:bCs/>
-          <w:sz w:val="22"/>
-          <w:szCs w:val="22"/>
-        </w:rPr>
-        <w:tab/>
-      </w:r>
-      <w:r>
-        <w:rPr>
-          <w:rFonts w:ascii="Calibri" w:hAnsi="Calibri" w:cs="Calibri"/>
-          <w:bCs/>
-          <w:sz w:val="22"/>
-          <w:szCs w:val="22"/>
-        </w:rPr>
-        <w:tab/>
-      </w:r>
-      <w:r>
-        <w:rPr>
-          <w:rFonts w:ascii="Calibri" w:hAnsi="Calibri" w:cs="Calibri"/>
-          <w:bCs/>
-          <w:sz w:val="22"/>
-          <w:szCs w:val="22"/>
-        </w:rPr>
-        <w:tab/>
-      </w:r>
-      <w:r>
-        <w:rPr>
-          <w:rFonts w:ascii="Calibri" w:hAnsi="Calibri" w:cs="Calibri"/>
-          <w:bCs/>
-          <w:sz w:val="22"/>
-          <w:szCs w:val="22"/>
-        </w:rPr>
-        <w:tab/>
-      </w:r>
-      <w:r>
-        <w:rPr>
-          <w:rFonts w:ascii="Calibri" w:hAnsi="Calibri" w:cs="Calibri"/>
-          <w:bCs/>
-          <w:sz w:val="22"/>
-          <w:szCs w:val="22"/>
-        </w:rPr>
-        <w:tab/>
-        <w:t xml:space="preserve">     2025</w:t>
-      </w:r>
-    </w:p>
-    <w:p>
-      <w:pPr>
-        <w:rPr>
-          <w:rFonts w:ascii="Calibri" w:hAnsi="Calibri" w:cs="Calibri"/>
-          <w:bCs/>
-          <w:sz w:val="22"/>
-          <w:szCs w:val="22"/>
-        </w:rPr>
-      </w:pPr>
-      <w:r>
-        <w:rPr>
-          <w:rFonts w:ascii="Calibri" w:hAnsi="Calibri" w:cs="Calibri"/>
-          <w:bCs/>
-          <w:sz w:val="22"/>
-          <w:szCs w:val="22"/>
-        </w:rPr>
-        <w:t>University of Guelph</w:t>
-      </w:r>
-      <w:r>
-        <w:rPr>
-          <w:rFonts w:ascii="Calibri" w:hAnsi="Calibri" w:cs="Calibri"/>
-          <w:bCs/>
-          <w:sz w:val="22"/>
-          <w:szCs w:val="22"/>
-        </w:rPr>
-        <w:t xml:space="preserve"> </w:t>
+        <w:t>Research in collaboration with over 10 University of Guelph faculty across multiple colleges and departments, as well as diverse community partners like environmental consulting agencies and Indigenous communities, incorporating acoustic surveys, camera trapping and thermal imaging, environmental DNA (eDNA) sampling, and hydrological, GIS, and soil modelling.</w:t>
+      </w:r>
+    </w:p>
+    <w:p>
+      <w:pPr>
+        <w:rPr>
+          <w:rFonts w:ascii="Calibri" w:hAnsi="Calibri" w:cs="Calibri"/>
+          <w:b/>
+          <w:sz w:val="22"/>
+          <w:szCs w:val="22"/>
+        </w:rPr>
+      </w:pPr>
+    </w:p>
+    <w:p>
+      <w:pPr>
+        <w:rPr>
+          <w:rFonts w:ascii="Calibri" w:hAnsi="Calibri" w:cs="Calibri"/>
+          <w:bCs/>
+          <w:i/>
+          <w:iCs/>
+          <w:sz w:val="22"/>
+          <w:szCs w:val="22"/>
+          <w:u w:val="single"/>
+        </w:rPr>
+      </w:pPr>
+      <w:r>
+        <w:rPr>
+          <w:rFonts w:ascii="Calibri" w:hAnsi="Calibri" w:cs="Calibri"/>
+          <w:bCs/>
+          <w:i/>
+          <w:iCs/>
+          <w:sz w:val="22"/>
+          <w:szCs w:val="22"/>
+          <w:u w:val="single"/>
+        </w:rPr>
+        <w:t xml:space="preserve">To be </w:t>
+      </w:r>
+      <w:r>
+        <w:rPr>
+          <w:rFonts w:ascii="Calibri" w:hAnsi="Calibri" w:cs="Calibri"/>
+          <w:bCs/>
+          <w:i/>
+          <w:iCs/>
+          <w:sz w:val="22"/>
+          <w:szCs w:val="22"/>
+          <w:u w:val="single"/>
+        </w:rPr>
+        <w:t>S</w:t>
+      </w:r>
+      <w:r>
+        <w:rPr>
+          <w:rFonts w:ascii="Calibri" w:hAnsi="Calibri" w:cs="Calibri"/>
+          <w:bCs/>
+          <w:i/>
+          <w:iCs/>
+          <w:sz w:val="22"/>
+          <w:szCs w:val="22"/>
+          <w:u w:val="single"/>
+        </w:rPr>
+        <w:t>ubmitted</w:t>
+      </w:r>
+    </w:p>
+    <w:p>
+      <w:pPr>
+        <w:rPr>
+          <w:rFonts w:ascii="Calibri" w:hAnsi="Calibri" w:cs="Calibri"/>
+          <w:bCs/>
+          <w:i/>
+          <w:iCs/>
+          <w:sz w:val="22"/>
+          <w:szCs w:val="22"/>
+          <w:u w:val="single"/>
+        </w:rPr>
+      </w:pPr>
+    </w:p>
+    <w:p>
+      <w:pPr>
+        <w:rPr>
+          <w:rFonts w:ascii="Calibri" w:hAnsi="Calibri" w:cs="Calibri"/>
+          <w:bCs/>
+          <w:sz w:val="22"/>
+          <w:szCs w:val="22"/>
+        </w:rPr>
+      </w:pPr>
+      <w:r>
+        <w:rPr>
+          <w:rFonts w:ascii="Calibri" w:hAnsi="Calibri" w:cs="Calibri"/>
+          <w:b/>
+          <w:sz w:val="22"/>
+          <w:szCs w:val="22"/>
+        </w:rPr>
+        <w:t xml:space="preserve">Advancing Research Impact Fund: “Quick </w:t>
+      </w:r>
+      <w:r>
+        <w:rPr>
+          <w:rFonts w:ascii="Calibri" w:hAnsi="Calibri" w:cs="Calibri"/>
+          <w:b/>
+          <w:sz w:val="22"/>
+          <w:szCs w:val="22"/>
+        </w:rPr>
+        <w:t>Wins”</w:t>
+      </w:r>
+      <w:r>
+        <w:rPr>
+          <w:rFonts w:ascii="Calibri" w:hAnsi="Calibri" w:cs="Calibri"/>
+          <w:b/>
+          <w:sz w:val="22"/>
+          <w:szCs w:val="22"/>
+        </w:rPr>
+        <w:t xml:space="preserve"> Knowledge Mobilization Fund</w:t>
+      </w:r>
+      <w:r>
+        <w:rPr>
+          <w:rFonts w:ascii="Calibri" w:hAnsi="Calibri" w:cs="Calibri"/>
+          <w:b/>
+          <w:sz w:val="22"/>
+          <w:szCs w:val="22"/>
+        </w:rPr>
+        <w:tab/>
+      </w:r>
+      <w:r>
+        <w:rPr>
+          <w:rFonts w:ascii="Calibri" w:hAnsi="Calibri" w:cs="Calibri"/>
+          <w:b/>
+          <w:sz w:val="22"/>
+          <w:szCs w:val="22"/>
+        </w:rPr>
+        <w:tab/>
+      </w:r>
+      <w:r>
+        <w:rPr>
+          <w:rFonts w:ascii="Calibri" w:hAnsi="Calibri" w:cs="Calibri"/>
+          <w:b/>
+          <w:sz w:val="22"/>
+          <w:szCs w:val="22"/>
+        </w:rPr>
+        <w:tab/>
+      </w:r>
+      <w:r>
+        <w:rPr>
+          <w:rFonts w:ascii="Calibri" w:hAnsi="Calibri" w:cs="Calibri"/>
+          <w:b/>
+          <w:sz w:val="22"/>
+          <w:szCs w:val="22"/>
+        </w:rPr>
+        <w:t xml:space="preserve">     </w:t>
+      </w:r>
+      <w:r>
+        <w:rPr>
+          <w:rFonts w:ascii="Calibri" w:hAnsi="Calibri" w:cs="Calibri"/>
+          <w:bCs/>
+          <w:sz w:val="22"/>
+          <w:szCs w:val="22"/>
+        </w:rPr>
+        <w:t>2025</w:t>
+      </w:r>
+    </w:p>
+    <w:p>
+      <w:pPr>
+        <w:rPr>
+          <w:rFonts w:ascii="Calibri" w:hAnsi="Calibri" w:cs="Calibri"/>
+          <w:bCs/>
+          <w:sz w:val="22"/>
+          <w:szCs w:val="22"/>
+        </w:rPr>
+      </w:pPr>
+      <w:r>
+        <w:rPr>
+          <w:rFonts w:ascii="Calibri" w:hAnsi="Calibri" w:cs="Calibri"/>
+          <w:bCs/>
+          <w:sz w:val="22"/>
+          <w:szCs w:val="22"/>
+        </w:rPr>
+        <w:t xml:space="preserve">University of Guelph </w:t>
+      </w:r>
+      <w:r>
+        <w:rPr>
+          <w:rFonts w:ascii="Calibri" w:hAnsi="Calibri" w:cs="Calibri"/>
+          <w:bCs/>
+          <w:sz w:val="22"/>
+          <w:szCs w:val="22"/>
+        </w:rPr>
+        <w:tab/>
+      </w:r>
+      <w:r>
+        <w:rPr>
+          <w:rFonts w:ascii="Calibri" w:hAnsi="Calibri" w:cs="Calibri"/>
+          <w:bCs/>
+          <w:sz w:val="22"/>
+          <w:szCs w:val="22"/>
+        </w:rPr>
+        <w:tab/>
+      </w:r>
+      <w:r>
+        <w:rPr>
+          <w:rFonts w:ascii="Calibri" w:hAnsi="Calibri" w:cs="Calibri"/>
+          <w:bCs/>
+          <w:sz w:val="22"/>
+          <w:szCs w:val="22"/>
+        </w:rPr>
+        <w:tab/>
       </w:r>
       <w:r>
         <w:rPr>
@@ -14289,74 +14329,16 @@
           <w:sz w:val="22"/>
           <w:szCs w:val="22"/>
         </w:rPr>
-        <w:tab/>
-      </w:r>
-      <w:proofErr w:type="gramStart"/>
-      <w:r>
-        <w:rPr>
-          <w:rFonts w:ascii="Calibri" w:hAnsi="Calibri" w:cs="Calibri"/>
-          <w:bCs/>
-          <w:sz w:val="22"/>
-          <w:szCs w:val="22"/>
-        </w:rPr>
-        <w:tab/>
-        <w:t xml:space="preserve">  </w:t>
-      </w:r>
-      <w:r>
-        <w:rPr>
-          <w:rFonts w:ascii="Calibri" w:hAnsi="Calibri" w:cs="Calibri"/>
-          <w:bCs/>
-          <w:sz w:val="22"/>
-          <w:szCs w:val="22"/>
-        </w:rPr>
-        <w:tab/>
-      </w:r>
-      <w:proofErr w:type="gramEnd"/>
-      <w:r>
-        <w:rPr>
-          <w:rFonts w:ascii="Calibri" w:hAnsi="Calibri" w:cs="Calibri"/>
-          <w:bCs/>
-          <w:sz w:val="22"/>
-          <w:szCs w:val="22"/>
-        </w:rPr>
-        <w:t xml:space="preserve">  $5 million CAD </w:t>
-      </w:r>
-    </w:p>
-    <w:p>
-      <w:pPr>
-        <w:rPr>
-          <w:rFonts w:ascii="Calibri" w:hAnsi="Calibri" w:cs="Calibri"/>
-          <w:bCs/>
-          <w:sz w:val="22"/>
-          <w:szCs w:val="22"/>
-        </w:rPr>
-      </w:pPr>
-      <w:r>
-        <w:rPr>
-          <w:rFonts w:ascii="Calibri" w:hAnsi="Calibri" w:cs="Calibri"/>
-          <w:bCs/>
-          <w:sz w:val="22"/>
-          <w:szCs w:val="22"/>
-        </w:rPr>
-        <w:t>AI-Driven Biodiversity Restoration</w:t>
-      </w:r>
-      <w:r>
-        <w:rPr>
-          <w:rFonts w:ascii="Calibri" w:hAnsi="Calibri" w:cs="Calibri"/>
-          <w:bCs/>
-          <w:sz w:val="22"/>
-          <w:szCs w:val="22"/>
-        </w:rPr>
-        <w:t xml:space="preserve">: Scalable </w:t>
-      </w:r>
-      <w:r>
-        <w:rPr>
-          <w:rFonts w:ascii="Calibri" w:hAnsi="Calibri" w:cs="Calibri"/>
-          <w:bCs/>
-          <w:sz w:val="22"/>
-          <w:szCs w:val="22"/>
-        </w:rPr>
-        <w:t>Solutions for Ecosystem Monitoring and Conservation</w:t>
+        <w:t>$20000</w:t>
+      </w:r>
+      <w:r>
+        <w:rPr>
+          <w:rFonts w:ascii="Calibri" w:hAnsi="Calibri" w:cs="Calibri"/>
+          <w:bCs/>
+          <w:sz w:val="22"/>
+          <w:szCs w:val="22"/>
+        </w:rPr>
+        <w:t xml:space="preserve"> CAD</w:t>
       </w:r>
     </w:p>
     <w:p>
@@ -14380,97 +14362,43 @@
           <w:sz w:val="22"/>
           <w:szCs w:val="22"/>
         </w:rPr>
-        <w:t xml:space="preserve">Research in collaboration with over 10 University of Guelph </w:t>
-      </w:r>
-      <w:r>
-        <w:rPr>
-          <w:rFonts w:ascii="Calibri" w:hAnsi="Calibri" w:cs="Calibri"/>
-          <w:bCs/>
-          <w:sz w:val="22"/>
-          <w:szCs w:val="22"/>
-        </w:rPr>
-        <w:t xml:space="preserve">faculty </w:t>
-      </w:r>
-      <w:r>
-        <w:rPr>
-          <w:rFonts w:ascii="Calibri" w:hAnsi="Calibri" w:cs="Calibri"/>
-          <w:bCs/>
-          <w:sz w:val="22"/>
-          <w:szCs w:val="22"/>
-        </w:rPr>
-        <w:t>across</w:t>
-      </w:r>
-      <w:r>
-        <w:rPr>
-          <w:rFonts w:ascii="Calibri" w:hAnsi="Calibri" w:cs="Calibri"/>
-          <w:bCs/>
-          <w:sz w:val="22"/>
-          <w:szCs w:val="22"/>
-        </w:rPr>
-        <w:t xml:space="preserve"> multiple </w:t>
-      </w:r>
-      <w:r>
-        <w:rPr>
-          <w:rFonts w:ascii="Calibri" w:hAnsi="Calibri" w:cs="Calibri"/>
-          <w:bCs/>
-          <w:sz w:val="22"/>
-          <w:szCs w:val="22"/>
-        </w:rPr>
-        <w:t xml:space="preserve">colleges and </w:t>
-      </w:r>
-      <w:r>
-        <w:rPr>
-          <w:rFonts w:ascii="Calibri" w:hAnsi="Calibri" w:cs="Calibri"/>
-          <w:bCs/>
-          <w:sz w:val="22"/>
-          <w:szCs w:val="22"/>
-        </w:rPr>
-        <w:t>departments</w:t>
-      </w:r>
-      <w:r>
-        <w:rPr>
-          <w:rFonts w:ascii="Calibri" w:hAnsi="Calibri" w:cs="Calibri"/>
-          <w:bCs/>
-          <w:sz w:val="22"/>
-          <w:szCs w:val="22"/>
-        </w:rPr>
-        <w:t>,</w:t>
-      </w:r>
-      <w:r>
-        <w:rPr>
-          <w:rFonts w:ascii="Calibri" w:hAnsi="Calibri" w:cs="Calibri"/>
-          <w:bCs/>
-          <w:sz w:val="22"/>
-          <w:szCs w:val="22"/>
-        </w:rPr>
-        <w:t xml:space="preserve"> as well as diverse community partners like environmental consulting agencies and Indigenous communities,</w:t>
-      </w:r>
-      <w:r>
-        <w:rPr>
-          <w:rFonts w:ascii="Calibri" w:hAnsi="Calibri" w:cs="Calibri"/>
-          <w:bCs/>
-          <w:sz w:val="22"/>
-          <w:szCs w:val="22"/>
-        </w:rPr>
-        <w:t xml:space="preserve"> incorporating acoustic surveys, camera trapping and thermal imaging, environmental DNA (eDNA) sampling, and hydrological</w:t>
-      </w:r>
-      <w:r>
-        <w:rPr>
-          <w:rFonts w:ascii="Calibri" w:hAnsi="Calibri" w:cs="Calibri"/>
-          <w:bCs/>
-          <w:sz w:val="22"/>
-          <w:szCs w:val="22"/>
-        </w:rPr>
-        <w:t>, GIS,</w:t>
-      </w:r>
-      <w:r>
-        <w:rPr>
-          <w:rFonts w:ascii="Calibri" w:hAnsi="Calibri" w:cs="Calibri"/>
-          <w:bCs/>
-          <w:sz w:val="22"/>
-          <w:szCs w:val="22"/>
-        </w:rPr>
-        <w:t xml:space="preserve"> and soil modelling</w:t>
+        <w:t xml:space="preserve">Knowledge mobilization of the GBADs Dynamic Population Model (DPM) in the Cloud </w:t>
+      </w:r>
+      <w:r>
+        <w:rPr>
+          <w:rFonts w:ascii="Calibri" w:hAnsi="Calibri" w:cs="Calibri"/>
+          <w:bCs/>
+          <w:sz w:val="22"/>
+          <w:szCs w:val="22"/>
+        </w:rPr>
+        <w:t>as</w:t>
+      </w:r>
+      <w:r>
+        <w:rPr>
+          <w:rFonts w:ascii="Calibri" w:hAnsi="Calibri" w:cs="Calibri"/>
+          <w:bCs/>
+          <w:sz w:val="22"/>
+          <w:szCs w:val="22"/>
+        </w:rPr>
+        <w:t xml:space="preserve"> “Build Your Own” dashboards to visualize and summarize model output</w:t>
+      </w:r>
+      <w:r>
+        <w:rPr>
+          <w:rFonts w:ascii="Calibri" w:hAnsi="Calibri" w:cs="Calibri"/>
+          <w:bCs/>
+          <w:sz w:val="22"/>
+          <w:szCs w:val="22"/>
+        </w:rPr>
+        <w:t xml:space="preserve"> for end users</w:t>
+      </w:r>
+      <w:r>
+        <w:rPr>
+          <w:rFonts w:ascii="Calibri" w:hAnsi="Calibri" w:cs="Calibri"/>
+          <w:bCs/>
+          <w:sz w:val="22"/>
+          <w:szCs w:val="22"/>
+        </w:rPr>
+        <w:t xml:space="preserve"> in the form of tutorial and webinars</w:t>
       </w:r>
       <w:r>
         <w:rPr>
@@ -14481,36 +14409,6 @@
         </w:rPr>
         <w:t>.</w:t>
       </w:r>
-    </w:p>
-    <w:p>
-      <w:pPr>
-        <w:rPr>
-          <w:rFonts w:ascii="Calibri" w:hAnsi="Calibri" w:cs="Calibri"/>
-          <w:b/>
-          <w:sz w:val="22"/>
-          <w:szCs w:val="22"/>
-        </w:rPr>
-      </w:pPr>
-    </w:p>
-    <w:p>
-      <w:pPr>
-        <w:rPr>
-          <w:rFonts w:ascii="Calibri" w:hAnsi="Calibri" w:cs="Calibri"/>
-          <w:b/>
-          <w:sz w:val="22"/>
-          <w:szCs w:val="22"/>
-        </w:rPr>
-      </w:pPr>
-    </w:p>
-    <w:p>
-      <w:pPr>
-        <w:rPr>
-          <w:rFonts w:ascii="Calibri" w:hAnsi="Calibri" w:cs="Calibri"/>
-          <w:b/>
-          <w:sz w:val="22"/>
-          <w:szCs w:val="22"/>
-        </w:rPr>
-      </w:pPr>
     </w:p>
     <w:p>
       <w:pPr>
@@ -15043,6 +14941,19 @@
           <w:u w:val="single"/>
         </w:rPr>
       </w:pPr>
+    </w:p>
+    <w:p>
+      <w:pPr>
+        <w:rPr>
+          <w:rFonts w:ascii="Calibri" w:hAnsi="Calibri" w:cs="Calibri"/>
+          <w:bCs/>
+          <w:i/>
+          <w:iCs/>
+          <w:sz w:val="22"/>
+          <w:szCs w:val="22"/>
+          <w:u w:val="single"/>
+        </w:rPr>
+      </w:pPr>
       <w:r>
         <w:rPr>
           <w:rFonts w:ascii="Calibri" w:hAnsi="Calibri" w:cs="Calibri"/>
@@ -16513,16 +16424,6 @@
         </w:rPr>
         <w:t xml:space="preserve"> </w:t>
       </w:r>
-    </w:p>
-    <w:p>
-      <w:pPr>
-        <w:rPr>
-          <w:rFonts w:ascii="Calibri" w:hAnsi="Calibri" w:cs="Calibri"/>
-          <w:b/>
-          <w:sz w:val="22"/>
-          <w:szCs w:val="22"/>
-        </w:rPr>
-      </w:pPr>
     </w:p>
     <w:p>
       <w:pPr>
@@ -26253,15 +26154,7 @@
           <w:sz w:val="22"/>
           <w:szCs w:val="22"/>
         </w:rPr>
-        <w:t>5</w:t>
-      </w:r>
-      <w:r>
-        <w:rPr>
-          <w:rFonts w:ascii="Calibri" w:hAnsi="Calibri" w:cs="Calibri"/>
-          <w:sz w:val="22"/>
-          <w:szCs w:val="22"/>
-        </w:rPr>
-        <w:t xml:space="preserve">. Toth, N., Antonie, M.L., and </w:t>
+        <w:t xml:space="preserve">5. Toth, N., Antonie, M.L., and </w:t>
       </w:r>
       <w:r>
         <w:rPr>
@@ -29219,9 +29112,7 @@
           <w:u w:val="words"/>
         </w:rPr>
       </w:pPr>
-    </w:p>
-    <w:p>
-      <w:pPr>
+      <w:r>
         <w:rPr>
           <w:rFonts w:ascii="Calibri" w:hAnsi="Calibri" w:cs="Calibri"/>
           <w:b/>
@@ -29229,37 +29120,7 @@
           <w:szCs w:val="22"/>
           <w:u w:val="words"/>
         </w:rPr>
-      </w:pPr>
-    </w:p>
-    <w:p>
-      <w:pPr>
-        <w:rPr>
-          <w:rFonts w:ascii="Calibri" w:hAnsi="Calibri" w:cs="Calibri"/>
-          <w:b/>
-          <w:sz w:val="22"/>
-          <w:szCs w:val="22"/>
-          <w:u w:val="words"/>
-        </w:rPr>
-      </w:pPr>
-    </w:p>
-    <w:p>
-      <w:pPr>
-        <w:rPr>
-          <w:rFonts w:ascii="Calibri" w:hAnsi="Calibri" w:cs="Calibri"/>
-          <w:b/>
-          <w:sz w:val="22"/>
-          <w:szCs w:val="22"/>
-          <w:u w:val="words"/>
-        </w:rPr>
-      </w:pPr>
-      <w:r>
-        <w:rPr>
-          <w:rFonts w:ascii="Calibri" w:hAnsi="Calibri" w:cs="Calibri"/>
-          <w:b/>
-          <w:sz w:val="22"/>
-          <w:szCs w:val="22"/>
-          <w:u w:val="words"/>
-        </w:rPr>
+        <w:lastRenderedPageBreak/>
         <w:t>REFERENCES</w:t>
       </w:r>
     </w:p>
@@ -31785,7 +31646,6 @@
           <w:sz w:val="16"/>
           <w:szCs w:val="16"/>
         </w:rPr>
-        <w:lastRenderedPageBreak/>
         <w:t>Guelph Institute for Environmental Research Small Grants Program (GIER SGP)</w:t>
       </w:r>
       <w:r>

--- a/CV April 2026 - Phillips, Jarrett .docx
+++ b/CV April 2026 - Phillips, Jarrett .docx
@@ -7519,27 +7519,7 @@
           <w:sz w:val="22"/>
           <w:szCs w:val="22"/>
         </w:rPr>
-        <w:t xml:space="preserve"> when it </w:t>
-      </w:r>
-      <w:proofErr w:type="gramStart"/>
-      <w:r>
-        <w:rPr>
-          <w:rFonts w:ascii="Calibri" w:hAnsi="Calibri" w:cs="Calibri"/>
-          <w:bCs/>
-          <w:sz w:val="22"/>
-          <w:szCs w:val="22"/>
-        </w:rPr>
-        <w:t>comes</w:t>
-      </w:r>
-      <w:proofErr w:type="gramEnd"/>
-      <w:r>
-        <w:rPr>
-          <w:rFonts w:ascii="Calibri" w:hAnsi="Calibri" w:cs="Calibri"/>
-          <w:bCs/>
-          <w:sz w:val="22"/>
-          <w:szCs w:val="22"/>
-        </w:rPr>
-        <w:t xml:space="preserve"> to student supervision and mentorship is one </w:t>
+        <w:t xml:space="preserve"> when it comes to student supervision and mentorship is one </w:t>
       </w:r>
       <w:r>
         <w:rPr>
@@ -15924,6 +15904,16 @@
       <w:r>
         <w:rPr>
           <w:rFonts w:ascii="Calibri" w:hAnsi="Calibri" w:cs="Calibri"/>
+          <w:b/>
+          <w:sz w:val="22"/>
+          <w:szCs w:val="22"/>
+        </w:rPr>
+        <w:tab/>
+        <w:t xml:space="preserve">     </w:t>
+      </w:r>
+      <w:r>
+        <w:rPr>
+          <w:rFonts w:ascii="Calibri" w:hAnsi="Calibri" w:cs="Calibri"/>
           <w:bCs/>
           <w:sz w:val="22"/>
           <w:szCs w:val="22"/>
@@ -17316,6 +17306,277 @@
       <w:pPr>
         <w:rPr>
           <w:rFonts w:ascii="Calibri" w:hAnsi="Calibri" w:cs="Calibri"/>
+          <w:bCs/>
+          <w:sz w:val="22"/>
+          <w:szCs w:val="22"/>
+        </w:rPr>
+      </w:pPr>
+      <w:r>
+        <w:rPr>
+          <w:rFonts w:ascii="Calibri" w:hAnsi="Calibri" w:cs="Calibri"/>
+          <w:b/>
+          <w:sz w:val="22"/>
+          <w:szCs w:val="22"/>
+        </w:rPr>
+        <w:t>Pathway to Increase Standards and Competency of eDNA Surveys (</w:t>
+      </w:r>
+      <w:proofErr w:type="spellStart"/>
+      <w:r>
+        <w:rPr>
+          <w:rFonts w:ascii="Calibri" w:hAnsi="Calibri" w:cs="Calibri"/>
+          <w:b/>
+          <w:sz w:val="22"/>
+          <w:szCs w:val="22"/>
+        </w:rPr>
+        <w:t>PICSeS</w:t>
+      </w:r>
+      <w:proofErr w:type="spellEnd"/>
+      <w:r>
+        <w:rPr>
+          <w:rFonts w:ascii="Calibri" w:hAnsi="Calibri" w:cs="Calibri"/>
+          <w:b/>
+          <w:sz w:val="22"/>
+          <w:szCs w:val="22"/>
+        </w:rPr>
+        <w:t xml:space="preserve">) </w:t>
+      </w:r>
+      <w:r>
+        <w:rPr>
+          <w:rFonts w:ascii="Calibri" w:hAnsi="Calibri" w:cs="Calibri"/>
+          <w:b/>
+          <w:sz w:val="22"/>
+          <w:szCs w:val="22"/>
+        </w:rPr>
+        <w:tab/>
+      </w:r>
+      <w:r>
+        <w:rPr>
+          <w:rFonts w:ascii="Calibri" w:hAnsi="Calibri" w:cs="Calibri"/>
+          <w:b/>
+          <w:sz w:val="22"/>
+          <w:szCs w:val="22"/>
+        </w:rPr>
+        <w:tab/>
+        <w:t xml:space="preserve">    </w:t>
+      </w:r>
+      <w:r>
+        <w:rPr>
+          <w:rFonts w:ascii="Calibri" w:hAnsi="Calibri" w:cs="Calibri"/>
+          <w:b/>
+          <w:sz w:val="22"/>
+          <w:szCs w:val="22"/>
+        </w:rPr>
+        <w:tab/>
+        <w:t xml:space="preserve">     </w:t>
+      </w:r>
+      <w:r>
+        <w:rPr>
+          <w:rFonts w:ascii="Calibri" w:hAnsi="Calibri" w:cs="Calibri"/>
+          <w:bCs/>
+          <w:sz w:val="22"/>
+          <w:szCs w:val="22"/>
+        </w:rPr>
+        <w:t>202</w:t>
+      </w:r>
+      <w:r>
+        <w:rPr>
+          <w:rFonts w:ascii="Calibri" w:hAnsi="Calibri" w:cs="Calibri"/>
+          <w:bCs/>
+          <w:sz w:val="22"/>
+          <w:szCs w:val="22"/>
+        </w:rPr>
+        <w:t>6</w:t>
+      </w:r>
+    </w:p>
+    <w:p>
+      <w:pPr>
+        <w:rPr>
+          <w:rFonts w:ascii="Calibri" w:hAnsi="Calibri" w:cs="Calibri"/>
+          <w:bCs/>
+          <w:sz w:val="22"/>
+          <w:szCs w:val="22"/>
+        </w:rPr>
+      </w:pPr>
+      <w:r>
+        <w:rPr>
+          <w:rFonts w:ascii="Calibri" w:hAnsi="Calibri" w:cs="Calibri"/>
+          <w:b/>
+          <w:sz w:val="22"/>
+          <w:szCs w:val="22"/>
+        </w:rPr>
+        <w:t>International Conference</w:t>
+      </w:r>
+      <w:r>
+        <w:rPr>
+          <w:rFonts w:ascii="Calibri" w:hAnsi="Calibri" w:cs="Calibri"/>
+          <w:bCs/>
+          <w:sz w:val="22"/>
+          <w:szCs w:val="22"/>
+        </w:rPr>
+        <w:t xml:space="preserve"> (</w:t>
+      </w:r>
+      <w:r>
+        <w:rPr>
+          <w:rFonts w:ascii="Calibri" w:hAnsi="Calibri" w:cs="Calibri"/>
+          <w:bCs/>
+          <w:sz w:val="22"/>
+          <w:szCs w:val="22"/>
+        </w:rPr>
+        <w:t>oral</w:t>
+      </w:r>
+      <w:r>
+        <w:rPr>
+          <w:rFonts w:ascii="Calibri" w:hAnsi="Calibri" w:cs="Calibri"/>
+          <w:bCs/>
+          <w:sz w:val="22"/>
+          <w:szCs w:val="22"/>
+        </w:rPr>
+        <w:t xml:space="preserve"> presentation)</w:t>
+      </w:r>
+    </w:p>
+    <w:p>
+      <w:pPr>
+        <w:rPr>
+          <w:rFonts w:ascii="Calibri" w:hAnsi="Calibri" w:cs="Calibri"/>
+          <w:bCs/>
+          <w:sz w:val="22"/>
+          <w:szCs w:val="22"/>
+        </w:rPr>
+      </w:pPr>
+      <w:r>
+        <w:rPr>
+          <w:rFonts w:ascii="Calibri" w:hAnsi="Calibri" w:cs="Calibri"/>
+          <w:bCs/>
+          <w:sz w:val="22"/>
+          <w:szCs w:val="22"/>
+        </w:rPr>
+        <w:t>University of Guelph, Canada</w:t>
+      </w:r>
+    </w:p>
+    <w:p>
+      <w:pPr>
+        <w:rPr>
+          <w:rFonts w:ascii="Calibri" w:hAnsi="Calibri" w:cs="Calibri"/>
+          <w:bCs/>
+          <w:sz w:val="22"/>
+          <w:szCs w:val="22"/>
+        </w:rPr>
+      </w:pPr>
+      <w:r>
+        <w:rPr>
+          <w:rFonts w:ascii="Calibri" w:hAnsi="Calibri" w:cs="Calibri"/>
+          <w:b/>
+          <w:sz w:val="22"/>
+          <w:szCs w:val="22"/>
+        </w:rPr>
+        <w:t>39</w:t>
+      </w:r>
+      <w:r>
+        <w:rPr>
+          <w:rFonts w:ascii="Calibri" w:hAnsi="Calibri" w:cs="Calibri"/>
+          <w:b/>
+          <w:sz w:val="22"/>
+          <w:szCs w:val="22"/>
+          <w:vertAlign w:val="superscript"/>
+        </w:rPr>
+        <w:t>th</w:t>
+      </w:r>
+      <w:r>
+        <w:rPr>
+          <w:rFonts w:ascii="Calibri" w:hAnsi="Calibri" w:cs="Calibri"/>
+          <w:b/>
+          <w:sz w:val="22"/>
+          <w:szCs w:val="22"/>
+        </w:rPr>
+        <w:t xml:space="preserve"> Canadian Artificial Intelligence Conference</w:t>
+      </w:r>
+      <w:r>
+        <w:rPr>
+          <w:rFonts w:ascii="Calibri" w:hAnsi="Calibri" w:cs="Calibri"/>
+          <w:b/>
+          <w:sz w:val="22"/>
+          <w:szCs w:val="22"/>
+        </w:rPr>
+        <w:t xml:space="preserve"> </w:t>
+      </w:r>
+      <w:r>
+        <w:rPr>
+          <w:rFonts w:ascii="Calibri" w:hAnsi="Calibri" w:cs="Calibri"/>
+          <w:bCs/>
+          <w:sz w:val="22"/>
+          <w:szCs w:val="22"/>
+        </w:rPr>
+        <w:t>(short paper and oral presentation)</w:t>
+      </w:r>
+      <w:r>
+        <w:rPr>
+          <w:rFonts w:ascii="Calibri" w:hAnsi="Calibri" w:cs="Calibri"/>
+          <w:b/>
+          <w:sz w:val="22"/>
+          <w:szCs w:val="22"/>
+        </w:rPr>
+        <w:t xml:space="preserve"> </w:t>
+      </w:r>
+      <w:r>
+        <w:rPr>
+          <w:rFonts w:ascii="Calibri" w:hAnsi="Calibri" w:cs="Calibri"/>
+          <w:b/>
+          <w:sz w:val="22"/>
+          <w:szCs w:val="22"/>
+        </w:rPr>
+        <w:tab/>
+      </w:r>
+      <w:r>
+        <w:rPr>
+          <w:rFonts w:ascii="Calibri" w:hAnsi="Calibri" w:cs="Calibri"/>
+          <w:b/>
+          <w:sz w:val="22"/>
+          <w:szCs w:val="22"/>
+        </w:rPr>
+        <w:tab/>
+      </w:r>
+      <w:r>
+        <w:rPr>
+          <w:rFonts w:ascii="Calibri" w:hAnsi="Calibri" w:cs="Calibri"/>
+          <w:b/>
+          <w:sz w:val="22"/>
+          <w:szCs w:val="22"/>
+        </w:rPr>
+        <w:t xml:space="preserve">     </w:t>
+      </w:r>
+      <w:r>
+        <w:rPr>
+          <w:rFonts w:ascii="Calibri" w:hAnsi="Calibri" w:cs="Calibri"/>
+          <w:bCs/>
+          <w:sz w:val="22"/>
+          <w:szCs w:val="22"/>
+        </w:rPr>
+        <w:t>2026</w:t>
+      </w:r>
+    </w:p>
+    <w:p>
+      <w:pPr>
+        <w:rPr>
+          <w:rFonts w:ascii="Calibri" w:hAnsi="Calibri" w:cs="Calibri"/>
+          <w:b/>
+          <w:sz w:val="22"/>
+          <w:szCs w:val="22"/>
+        </w:rPr>
+      </w:pPr>
+      <w:r>
+        <w:rPr>
+          <w:rFonts w:ascii="Calibri" w:hAnsi="Calibri" w:cs="Calibri"/>
+          <w:bCs/>
+          <w:sz w:val="22"/>
+          <w:szCs w:val="22"/>
+        </w:rPr>
+        <w:t>Simon Fraser University</w:t>
+      </w:r>
+    </w:p>
+    <w:p>
+      <w:pPr>
+        <w:rPr>
+          <w:rFonts w:ascii="Calibri" w:hAnsi="Calibri" w:cs="Calibri"/>
           <w:b/>
           <w:sz w:val="22"/>
           <w:szCs w:val="22"/>
@@ -18474,18 +18735,39 @@
       <w:pPr>
         <w:rPr>
           <w:rFonts w:ascii="Calibri" w:hAnsi="Calibri" w:cs="Calibri"/>
-          <w:bCs/>
-          <w:sz w:val="22"/>
-          <w:szCs w:val="22"/>
-        </w:rPr>
-      </w:pPr>
-      <w:r>
-        <w:rPr>
-          <w:rFonts w:ascii="Calibri" w:hAnsi="Calibri" w:cs="Calibri"/>
-          <w:b/>
-          <w:sz w:val="22"/>
-          <w:szCs w:val="22"/>
-        </w:rPr>
+          <w:b/>
+          <w:sz w:val="22"/>
+          <w:szCs w:val="22"/>
+        </w:rPr>
+      </w:pPr>
+    </w:p>
+    <w:p>
+      <w:pPr>
+        <w:rPr>
+          <w:rFonts w:ascii="Calibri" w:hAnsi="Calibri" w:cs="Calibri"/>
+          <w:b/>
+          <w:sz w:val="22"/>
+          <w:szCs w:val="22"/>
+        </w:rPr>
+      </w:pPr>
+    </w:p>
+    <w:p>
+      <w:pPr>
+        <w:rPr>
+          <w:rFonts w:ascii="Calibri" w:hAnsi="Calibri" w:cs="Calibri"/>
+          <w:bCs/>
+          <w:sz w:val="22"/>
+          <w:szCs w:val="22"/>
+        </w:rPr>
+      </w:pPr>
+      <w:r>
+        <w:rPr>
+          <w:rFonts w:ascii="Calibri" w:hAnsi="Calibri" w:cs="Calibri"/>
+          <w:b/>
+          <w:sz w:val="22"/>
+          <w:szCs w:val="22"/>
+        </w:rPr>
+        <w:lastRenderedPageBreak/>
         <w:t>Pathway to Increase Standards and Competency of eDNA Surveys (</w:t>
       </w:r>
       <w:proofErr w:type="spellStart"/>
@@ -18788,34 +19070,13 @@
           <w:szCs w:val="22"/>
         </w:rPr>
       </w:pPr>
-    </w:p>
-    <w:p>
-      <w:pPr>
-        <w:rPr>
-          <w:rFonts w:ascii="Calibri" w:hAnsi="Calibri" w:cs="Calibri"/>
-          <w:b/>
-          <w:sz w:val="22"/>
-          <w:szCs w:val="22"/>
-        </w:rPr>
-      </w:pPr>
-    </w:p>
-    <w:p>
-      <w:pPr>
-        <w:rPr>
-          <w:rFonts w:ascii="Calibri" w:hAnsi="Calibri" w:cs="Calibri"/>
-          <w:b/>
-          <w:sz w:val="22"/>
-          <w:szCs w:val="22"/>
-        </w:rPr>
-      </w:pPr>
-      <w:r>
-        <w:rPr>
-          <w:rFonts w:ascii="Calibri" w:hAnsi="Calibri" w:cs="Calibri"/>
-          <w:b/>
-          <w:sz w:val="22"/>
-          <w:szCs w:val="22"/>
-        </w:rPr>
-        <w:lastRenderedPageBreak/>
+      <w:r>
+        <w:rPr>
+          <w:rFonts w:ascii="Calibri" w:hAnsi="Calibri" w:cs="Calibri"/>
+          <w:b/>
+          <w:sz w:val="22"/>
+          <w:szCs w:val="22"/>
+        </w:rPr>
         <w:t xml:space="preserve">Guelph </w:t>
       </w:r>
       <w:proofErr w:type="spellStart"/>
@@ -20576,6 +20837,36 @@
       <w:pPr>
         <w:rPr>
           <w:rFonts w:ascii="Calibri" w:hAnsi="Calibri" w:cs="Calibri"/>
+          <w:b/>
+          <w:sz w:val="22"/>
+          <w:szCs w:val="22"/>
+        </w:rPr>
+      </w:pPr>
+    </w:p>
+    <w:p>
+      <w:pPr>
+        <w:rPr>
+          <w:rFonts w:ascii="Calibri" w:hAnsi="Calibri" w:cs="Calibri"/>
+          <w:b/>
+          <w:sz w:val="22"/>
+          <w:szCs w:val="22"/>
+        </w:rPr>
+      </w:pPr>
+    </w:p>
+    <w:p>
+      <w:pPr>
+        <w:rPr>
+          <w:rFonts w:ascii="Calibri" w:hAnsi="Calibri" w:cs="Calibri"/>
+          <w:b/>
+          <w:sz w:val="22"/>
+          <w:szCs w:val="22"/>
+        </w:rPr>
+      </w:pPr>
+    </w:p>
+    <w:p>
+      <w:pPr>
+        <w:rPr>
+          <w:rFonts w:ascii="Calibri" w:hAnsi="Calibri" w:cs="Calibri"/>
           <w:bCs/>
           <w:sz w:val="22"/>
           <w:szCs w:val="22"/>
@@ -20589,6 +20880,7 @@
           <w:sz w:val="22"/>
           <w:szCs w:val="22"/>
         </w:rPr>
+        <w:lastRenderedPageBreak/>
         <w:t>HACSim</w:t>
       </w:r>
       <w:proofErr w:type="spellEnd"/>
@@ -20925,7 +21217,6 @@
           <w:sz w:val="22"/>
           <w:szCs w:val="22"/>
         </w:rPr>
-        <w:lastRenderedPageBreak/>
         <w:t xml:space="preserve">Has been downloaded over </w:t>
       </w:r>
       <w:r>
@@ -22676,7 +22967,16 @@
           <w:sz w:val="22"/>
           <w:szCs w:val="22"/>
         </w:rPr>
-        <w:t xml:space="preserve"> with researchers from a wide range of disciplines</w:t>
+        <w:t xml:space="preserve"> with researchers </w:t>
+      </w:r>
+      <w:r>
+        <w:rPr>
+          <w:rFonts w:ascii="Calibri" w:hAnsi="Calibri" w:cs="Calibri"/>
+          <w:sz w:val="22"/>
+          <w:szCs w:val="22"/>
+        </w:rPr>
+        <w:lastRenderedPageBreak/>
+        <w:t>from a wide range of disciplines</w:t>
       </w:r>
       <w:r>
         <w:rPr>
@@ -22883,7 +23183,6 @@
           <w:szCs w:val="22"/>
           <w:u w:val="single"/>
         </w:rPr>
-        <w:lastRenderedPageBreak/>
         <w:t>Published or Accepted</w:t>
       </w:r>
     </w:p>
@@ -24532,6 +24831,7 @@
           <w:sz w:val="22"/>
           <w:szCs w:val="22"/>
         </w:rPr>
+        <w:lastRenderedPageBreak/>
         <w:t>9</w:t>
       </w:r>
       <w:r>
@@ -24847,7 +25147,6 @@
           <w:sz w:val="22"/>
           <w:szCs w:val="22"/>
         </w:rPr>
-        <w:lastRenderedPageBreak/>
         <w:t>6</w:t>
       </w:r>
       <w:r>
@@ -26289,23 +26588,32 @@
         </w:rPr>
         <w:t xml:space="preserve"> </w:t>
       </w:r>
-    </w:p>
-    <w:p>
-      <w:pPr>
-        <w:rPr>
-          <w:rFonts w:ascii="Calibri" w:hAnsi="Calibri" w:cs="Calibri"/>
-          <w:bCs/>
-          <w:sz w:val="22"/>
-          <w:szCs w:val="22"/>
-        </w:rPr>
-      </w:pPr>
-      <w:r>
-        <w:rPr>
-          <w:rFonts w:ascii="Calibri" w:hAnsi="Calibri" w:cs="Calibri"/>
-          <w:bCs/>
-          <w:sz w:val="22"/>
-          <w:szCs w:val="22"/>
-        </w:rPr>
+      <w:r>
+        <w:rPr>
+          <w:rFonts w:ascii="Calibri" w:hAnsi="Calibri" w:cs="Calibri"/>
+          <w:sz w:val="22"/>
+          <w:szCs w:val="22"/>
+        </w:rPr>
+        <w:t>Short paper and poster.</w:t>
+      </w:r>
+    </w:p>
+    <w:p>
+      <w:pPr>
+        <w:rPr>
+          <w:rFonts w:ascii="Calibri" w:hAnsi="Calibri" w:cs="Calibri"/>
+          <w:bCs/>
+          <w:sz w:val="22"/>
+          <w:szCs w:val="22"/>
+        </w:rPr>
+      </w:pPr>
+      <w:r>
+        <w:rPr>
+          <w:rFonts w:ascii="Calibri" w:hAnsi="Calibri" w:cs="Calibri"/>
+          <w:bCs/>
+          <w:sz w:val="22"/>
+          <w:szCs w:val="22"/>
+        </w:rPr>
+        <w:lastRenderedPageBreak/>
         <w:t>4. Morey, K., Loeza-</w:t>
       </w:r>
       <w:proofErr w:type="spellStart"/>
@@ -26566,7 +26874,6 @@
           <w:sz w:val="22"/>
           <w:szCs w:val="22"/>
         </w:rPr>
-        <w:lastRenderedPageBreak/>
         <w:t>2.</w:t>
       </w:r>
       <w:r>
@@ -27770,6 +28077,7 @@
           <w:sz w:val="22"/>
           <w:szCs w:val="22"/>
         </w:rPr>
+        <w:lastRenderedPageBreak/>
         <w:t>6</w:t>
       </w:r>
       <w:r>
@@ -27925,7 +28233,6 @@
           <w:sz w:val="22"/>
           <w:szCs w:val="22"/>
         </w:rPr>
-        <w:lastRenderedPageBreak/>
         <w:t>4</w:t>
       </w:r>
       <w:r>
@@ -28914,72 +29221,6 @@
         </w:rPr>
         <w:t>.</w:t>
       </w:r>
-    </w:p>
-    <w:p>
-      <w:pPr>
-        <w:rPr>
-          <w:rFonts w:ascii="Calibri" w:hAnsi="Calibri" w:cs="Calibri"/>
-          <w:b/>
-          <w:sz w:val="22"/>
-          <w:szCs w:val="22"/>
-          <w:u w:val="words"/>
-        </w:rPr>
-      </w:pPr>
-    </w:p>
-    <w:p>
-      <w:pPr>
-        <w:rPr>
-          <w:rFonts w:ascii="Calibri" w:hAnsi="Calibri" w:cs="Calibri"/>
-          <w:b/>
-          <w:sz w:val="22"/>
-          <w:szCs w:val="22"/>
-          <w:u w:val="words"/>
-        </w:rPr>
-      </w:pPr>
-    </w:p>
-    <w:p>
-      <w:pPr>
-        <w:rPr>
-          <w:rFonts w:ascii="Calibri" w:hAnsi="Calibri" w:cs="Calibri"/>
-          <w:b/>
-          <w:sz w:val="22"/>
-          <w:szCs w:val="22"/>
-          <w:u w:val="words"/>
-        </w:rPr>
-      </w:pPr>
-    </w:p>
-    <w:p>
-      <w:pPr>
-        <w:rPr>
-          <w:rFonts w:ascii="Calibri" w:hAnsi="Calibri" w:cs="Calibri"/>
-          <w:b/>
-          <w:sz w:val="22"/>
-          <w:szCs w:val="22"/>
-          <w:u w:val="words"/>
-        </w:rPr>
-      </w:pPr>
-    </w:p>
-    <w:p>
-      <w:pPr>
-        <w:rPr>
-          <w:rFonts w:ascii="Calibri" w:hAnsi="Calibri" w:cs="Calibri"/>
-          <w:b/>
-          <w:sz w:val="22"/>
-          <w:szCs w:val="22"/>
-          <w:u w:val="words"/>
-        </w:rPr>
-      </w:pPr>
-    </w:p>
-    <w:p>
-      <w:pPr>
-        <w:rPr>
-          <w:rFonts w:ascii="Calibri" w:hAnsi="Calibri" w:cs="Calibri"/>
-          <w:b/>
-          <w:sz w:val="22"/>
-          <w:szCs w:val="22"/>
-          <w:u w:val="words"/>
-        </w:rPr>
-      </w:pPr>
     </w:p>
     <w:p>
       <w:pPr>
